--- a/docs/downloads/frank-binford-hole/doc_0131.docx
+++ b/docs/downloads/frank-binford-hole/doc_0131.docx
@@ -1,237 +1,418 @@
 
 <file path=word/document.xml><?xml version="1.0" encoding="utf-8"?>
-<w:document xmlns:wpc="http://schemas.microsoft.com/office/word/2010/wordprocessingCanvas" xmlns:cx="http://schemas.microsoft.com/office/drawing/2014/chartex" xmlns:cx1="http://schemas.microsoft.com/office/drawing/2015/9/8/chartex" xmlns:cx2="http://schemas.microsoft.com/office/drawing/2015/10/21/chartex" xmlns:cx3="http://schemas.microsoft.com/office/drawing/2016/5/9/chartex" xmlns:cx4="http://schemas.microsoft.com/office/drawing/2016/5/10/chartex" xmlns:cx5="http://schemas.microsoft.com/office/drawing/2016/5/11/chartex" xmlns:cx6="http://schemas.microsoft.com/office/drawing/2016/5/12/chartex" xmlns:cx7="http://schemas.microsoft.com/office/drawing/2016/5/13/chartex" xmlns:cx8="http://schemas.microsoft.com/office/drawing/2016/5/14/chartex" xmlns:mc="http://schemas.openxmlformats.org/markup-compatibility/2006" xmlns:aink="http://schemas.microsoft.com/office/drawing/2016/ink" xmlns:am3d="http://schemas.microsoft.com/office/drawing/2017/model3d" xmlns:o="urn:schemas-microsoft-com:office:office" xmlns:r="http://schemas.openxmlformats.org/officeDocument/2006/relationships" xmlns:m="http://schemas.openxmlformats.org/officeDocument/2006/math" xmlns:v="urn:schemas-microsoft-com:vml" xmlns:wp14="http://schemas.microsoft.com/office/word/2010/wordprocessingDrawing" xmlns:wp="http://schemas.openxmlformats.org/drawingml/2006/wordprocessingDrawing" xmlns:w10="urn:schemas-microsoft-com:office:word" xmlns:w="http://schemas.openxmlformats.org/wordprocessingml/2006/main" xmlns:w14="http://schemas.microsoft.com/office/word/2010/wordml" xmlns:w15="http://schemas.microsoft.com/office/word/2012/wordml" xmlns:w16cex="http://schemas.microsoft.com/office/word/2018/wordml/cex" xmlns:w16cid="http://schemas.microsoft.com/office/word/2016/wordml/cid" xmlns:w16="http://schemas.microsoft.com/office/word/2018/wordml" xmlns:w16se="http://schemas.microsoft.com/office/word/2015/wordml/symex" xmlns:wpg="http://schemas.microsoft.com/office/word/2010/wordprocessingGroup" xmlns:wpi="http://schemas.microsoft.com/office/word/2010/wordprocessingInk" xmlns:wne="http://schemas.microsoft.com/office/word/2006/wordml" xmlns:wps="http://schemas.microsoft.com/office/word/2010/wordprocessingShape" mc:Ignorable="w14 w15 w16se w16cid w16 w16cex wp14">
+<w:document xmlns:wpc="http://schemas.microsoft.com/office/word/2010/wordprocessingCanvas" xmlns:cx="http://schemas.microsoft.com/office/drawing/2014/chartex" xmlns:cx1="http://schemas.microsoft.com/office/drawing/2015/9/8/chartex" xmlns:cx2="http://schemas.microsoft.com/office/drawing/2015/10/21/chartex" xmlns:cx3="http://schemas.microsoft.com/office/drawing/2016/5/9/chartex" xmlns:cx4="http://schemas.microsoft.com/office/drawing/2016/5/10/chartex" xmlns:cx5="http://schemas.microsoft.com/office/drawing/2016/5/11/chartex" xmlns:cx6="http://schemas.microsoft.com/office/drawing/2016/5/12/chartex" xmlns:cx7="http://schemas.microsoft.com/office/drawing/2016/5/13/chartex" xmlns:cx8="http://schemas.microsoft.com/office/drawing/2016/5/14/chartex" xmlns:mc="http://schemas.openxmlformats.org/markup-compatibility/2006" xmlns:aink="http://schemas.microsoft.com/office/drawing/2016/ink" xmlns:am3d="http://schemas.microsoft.com/office/drawing/2017/model3d" xmlns:o="urn:schemas-microsoft-com:office:office" xmlns:r="http://schemas.openxmlformats.org/officeDocument/2006/relationships" xmlns:m="http://schemas.openxmlformats.org/officeDocument/2006/math" xmlns:v="urn:schemas-microsoft-com:vml" xmlns:wp14="http://schemas.microsoft.com/office/word/2010/wordprocessingDrawing" xmlns:wp="http://schemas.openxmlformats.org/drawingml/2006/wordprocessingDrawing" xmlns:w10="urn:schemas-microsoft-com:office:word" xmlns:w="http://schemas.openxmlformats.org/wordprocessingml/2006/main" xmlns:w14="http://schemas.microsoft.com/office/word/2010/wordml" xmlns:w15="http://schemas.microsoft.com/office/word/2012/wordml" xmlns:w16cid="http://schemas.microsoft.com/office/word/2016/wordml/cid" xmlns:w16se="http://schemas.microsoft.com/office/word/2015/wordml/symex" xmlns:wpg="http://schemas.microsoft.com/office/word/2010/wordprocessingGroup" xmlns:wpi="http://schemas.microsoft.com/office/word/2010/wordprocessingInk" xmlns:wne="http://schemas.microsoft.com/office/word/2006/wordml" xmlns:wps="http://schemas.microsoft.com/office/word/2010/wordprocessingShape" mc:Ignorable="w14 w15 w16se w16cid wp14">
   <w:body>
     <w:p>
       <w:pPr>
-        <w:bidi/>
-        <w:jc w:val="both"/>
-        <w:rPr>
-          <w:rFonts w:ascii="Sakkal Majalla" w:hAnsi="Sakkal Majalla" w:cs="Sakkal Majalla"/>
-          <w:sz w:val="28"/>
-          <w:szCs w:val="28"/>
-          <w:rtl/>
+        <w:rPr>
+          <w:rtl/>
+          <w:lang w:bidi="ar-AE"/>
         </w:rPr>
       </w:pPr>
       <w:hyperlink r:id="rId4" w:history="1">
         <w:r>
           <w:rPr>
             <w:rStyle w:val="Hyperlink"/>
-            <w:rFonts w:ascii="Sakkal Majalla" w:hAnsi="Sakkal Majalla" w:cs="Sakkal Majalla" w:hint="cs"/>
-            <w:sz w:val="28"/>
-            <w:szCs w:val="28"/>
+            <w:rFonts w:hint="cs"/>
             <w:rtl/>
+            <w:lang w:bidi="ar-AE"/>
           </w:rPr>
-          <w:t>الله معنا، لنا، فينا</w:t>
+          <w:t>النبي دانيال</w:t>
         </w:r>
       </w:hyperlink>
     </w:p>
     <w:p>
       <w:pPr>
-        <w:bidi/>
-        <w:jc w:val="both"/>
-        <w:rPr>
-          <w:rFonts w:ascii="Sakkal Majalla" w:hAnsi="Sakkal Majalla" w:cs="Sakkal Majalla"/>
-          <w:sz w:val="28"/>
-          <w:szCs w:val="28"/>
-          <w:rtl/>
-        </w:rPr>
-      </w:pPr>
-      <w:r>
-        <w:rPr>
-          <w:rFonts w:ascii="Sakkal Majalla" w:hAnsi="Sakkal Majalla" w:cs="Sakkal Majalla"/>
-          <w:sz w:val="28"/>
-          <w:szCs w:val="28"/>
-        </w:rPr>
-        <w:t>F.B. Hole</w:t>
-      </w:r>
-    </w:p>
-    <w:p>
-      <w:pPr>
-        <w:bidi/>
-        <w:jc w:val="both"/>
-        <w:rPr>
-          <w:rFonts w:ascii="Sakkal Majalla" w:hAnsi="Sakkal Majalla" w:cs="Sakkal Majalla"/>
-          <w:sz w:val="28"/>
-          <w:szCs w:val="28"/>
-          <w:rtl/>
-        </w:rPr>
-      </w:pPr>
-      <w:r>
-        <w:rPr>
-          <w:rFonts w:ascii="Sakkal Majalla" w:hAnsi="Sakkal Majalla" w:cs="Sakkal Majalla" w:hint="cs"/>
-          <w:sz w:val="28"/>
-          <w:szCs w:val="28"/>
-          <w:rtl/>
-        </w:rPr>
-        <w:t>هل لا زال لدينا اليقين الصادق العميق كم اقترب الله منا في يسوع المسيح، ربنا؟ الكثير منا قريبين جدًا من الشر الجسدي والمادي، ولجميعنا الشر المغوي الصادر من العالم من حولنا ومن الجسد فينا، حاضر للغاية. إننا سنُحفَظ من كل هذه الشرور فقط عندما يكون الله واقعيًا وعشنا معه.</w:t>
-      </w:r>
-    </w:p>
-    <w:p>
-      <w:pPr>
-        <w:bidi/>
-        <w:jc w:val="both"/>
-        <w:rPr>
-          <w:rFonts w:ascii="Sakkal Majalla" w:hAnsi="Sakkal Majalla" w:cs="Sakkal Majalla"/>
-          <w:sz w:val="28"/>
-          <w:szCs w:val="28"/>
-          <w:rtl/>
-        </w:rPr>
-      </w:pPr>
-      <w:r>
-        <w:rPr>
-          <w:rFonts w:ascii="Sakkal Majalla" w:hAnsi="Sakkal Majalla" w:cs="Sakkal Majalla" w:hint="cs"/>
-          <w:sz w:val="28"/>
-          <w:szCs w:val="28"/>
-          <w:rtl/>
-        </w:rPr>
-        <w:t>على امتداد نبوته يعرض إرميا السؤال الملفت: "</w:t>
-      </w:r>
-      <w:r>
-        <w:rPr>
-          <w:rFonts w:ascii="Sakkal Majalla" w:hAnsi="Sakkal Majalla" w:cs="Sakkal Majalla"/>
-          <w:sz w:val="28"/>
-          <w:szCs w:val="28"/>
-          <w:rtl/>
-        </w:rPr>
-        <w:t xml:space="preserve"> أَلَعَلِّي إِلهٌ مِنْ قَرِيبٍ، يَقُولُ الرَّبُّ، وَلَسْتُ إِلهًا مِنْ بَعِيدٍ</w:t>
-      </w:r>
-      <w:r>
-        <w:rPr>
-          <w:rFonts w:ascii="Sakkal Majalla" w:hAnsi="Sakkal Majalla" w:cs="Sakkal Majalla" w:hint="cs"/>
-          <w:sz w:val="28"/>
-          <w:szCs w:val="28"/>
-          <w:rtl/>
-        </w:rPr>
-        <w:t>؟" (إرميا 23: 23). كيف كان الرد على هذا السؤال؟ من اللحظة التي فيها خلّص الله إسرائيل ليكون شعبًا له، خبّر عن رغبته بأن يسكن في وسطهم. ولكن في وسط الظروف آنذاك، كان مضطرًا بأن يلتحف النار والسحاب والجلال المهوب وكان على الإنسان أن يحفظ نفسه بعيدًا عنه. هذا الحال كان مع موسى وهارون وبنيه، وكان كذلك مع سليمان حينما اكتمل بناء الهيكل ولم يكن باستطاعة الكهنة دخوله طالما كان مجد الرب يملأ البيت. لقد كان من جانبٍ واحد قُربًا، ومن الجانب الآخر بُعدًا.</w:t>
-      </w:r>
-    </w:p>
-    <w:p>
-      <w:pPr>
-        <w:bidi/>
-        <w:jc w:val="both"/>
-        <w:rPr>
-          <w:rFonts w:ascii="Sakkal Majalla" w:hAnsi="Sakkal Majalla" w:cs="Sakkal Majalla"/>
-          <w:sz w:val="28"/>
-          <w:szCs w:val="28"/>
-          <w:rtl/>
-        </w:rPr>
-      </w:pPr>
-      <w:r>
-        <w:rPr>
-          <w:rFonts w:ascii="Sakkal Majalla" w:hAnsi="Sakkal Majalla" w:cs="Sakkal Majalla" w:hint="cs"/>
-          <w:sz w:val="28"/>
-          <w:szCs w:val="28"/>
-          <w:rtl/>
-        </w:rPr>
-        <w:t>إننا نتصفح العهد الجديد وكل شيء قد تغيّر، لأننا حالاً نتعرّف بيسوع، الذي هو عمانوئيل، الذي تفسيره: "الله معنا." إن هذا أمر جديد كليًا. إن ذاك الذي سكن في القديم في نار آكلة على جبل سيناء، حلّ الآن في ناسوت كامل ونعمة متضعة بين الناس. ذاك الذي هو النور والذي يسكن نورًا لا يُدنى منه، ظهر الآن في هيئة خفّفت من وطأة إنارة مجده الخارق لدرجة أن العين البشرية استطاعت ملاحظته. إن الذين كانوا تلاميذه في تلك الأيام، قالوا: "</w:t>
-      </w:r>
-      <w:r>
-        <w:rPr>
-          <w:rtl/>
+        <w:rPr>
+          <w:rtl/>
+          <w:lang w:bidi="ar-AE"/>
+        </w:rPr>
+      </w:pPr>
+      <w:r>
+        <w:rPr>
+          <w:lang w:bidi="ar-AE"/>
+        </w:rPr>
+        <w:t>Frank Binford Hole</w:t>
+      </w:r>
+    </w:p>
+    <w:p>
+      <w:pPr>
+        <w:rPr>
+          <w:rtl/>
+          <w:lang w:bidi="ar-AE"/>
+        </w:rPr>
+      </w:pPr>
+      <w:r>
+        <w:rPr>
+          <w:rFonts w:hint="cs"/>
+          <w:rtl/>
+          <w:lang w:bidi="ar-AE"/>
+        </w:rPr>
+        <w:t>تمهيد</w:t>
+      </w:r>
+    </w:p>
+    <w:p>
+      <w:pPr>
+        <w:rPr>
+          <w:rtl/>
+          <w:lang w:bidi="ar-AE"/>
+        </w:rPr>
+      </w:pPr>
+      <w:r>
+        <w:rPr>
+          <w:rFonts w:hint="cs"/>
+          <w:rtl/>
+          <w:lang w:bidi="ar-AE"/>
+        </w:rPr>
+        <w:t>أشعياء تنبأ في مملكة يهوذا، ما قبل وأثناء حُكم الملك التقي حزقيا. تحت تأثير هذا الحُكم بدت الأمور من الناحية الظاهرة أفضل. لكن كان على النبي أن يرفع الغطاء عن الانحطاط الخفي الذي كان منتشرًا تحته. في كتابنا المقدس يلي سفره سفر النبي أرمياء، الذي أقامه الله ليشهد له في الأيام المؤسفة الأخيرة من تاريخ يهوذا. حينها كان حال الأمور سيئًا لا أمل فيها ودون رؤيا للإصلاح، وبواسطة الملك نبوخذنصر وقع الشؤم على الشعب.</w:t>
+      </w:r>
+    </w:p>
+    <w:p>
+      <w:pPr>
+        <w:rPr>
+          <w:rtl/>
+          <w:lang w:bidi="ar-AE"/>
+        </w:rPr>
+      </w:pPr>
+      <w:r>
+        <w:rPr>
+          <w:rFonts w:hint="cs"/>
+          <w:rtl/>
+          <w:lang w:bidi="ar-AE"/>
+        </w:rPr>
+        <w:t>في الماضي سكن في أرض كنعان سبع شعوب من الأمم. لكنهم اقترفوا خطايا رهيبة حتى أن الله أرسل شعب إسرائيل بقيادة يشوع ليحاربوهم، بمأمورية أن يفنوهم جميعًا</w:t>
+      </w:r>
+      <w:r>
+        <w:rPr>
+          <w:rFonts w:hint="cs"/>
+          <w:rtl/>
+          <w:lang w:bidi="ar-AE"/>
+        </w:rPr>
+        <w:t>. والآن يوجد للرب ما يشابه ذلك ليقوله على فم إرمياء: "</w:t>
+      </w:r>
+      <w:r>
+        <w:rPr>
+          <w:rtl/>
+          <w:lang w:bidi="ar-AE"/>
+        </w:rPr>
+        <w:t>«صَارَ فِي الأَرْضِ دَهَشٌ وَقَشْعَرِيرَةٌ.(5:31) اَلأَنْبِيَاءُ يَتَنَبَّأُونَ بِالْكَذِبِ، وَالْكَهَنَةُ تَحْكُمُ عَلَى أَيْدِيهِمْ، وَشَعْبِي هكَذَا أَحَبَّ. وَمَاذَا تَعْمَلُونَ فِي آخِرَتِهَا؟</w:t>
+      </w:r>
+      <w:r>
+        <w:rPr>
+          <w:rFonts w:hint="cs"/>
+          <w:rtl/>
+          <w:lang w:bidi="ar-AE"/>
+        </w:rPr>
+        <w:t>" (أرمياء 5: 30، 31). إن ما فعله الله "في آخرتها" على يد ملك بابل عاصره واختبره إرمياء في ألم شديد. إننا سنحصل على فكرة من حزنه الشديد إن قرأنا مراثي إرمياء والتي هي بمثابة سفر في حد ذاته.</w:t>
+      </w:r>
+    </w:p>
+    <w:p>
+      <w:pPr>
+        <w:rPr>
+          <w:rtl/>
+          <w:lang w:bidi="ar-AE"/>
+        </w:rPr>
+      </w:pPr>
+      <w:r>
+        <w:rPr>
+          <w:rFonts w:hint="cs"/>
+          <w:rtl/>
+          <w:lang w:bidi="ar-AE"/>
+        </w:rPr>
+        <w:t xml:space="preserve">من ثم يليه سفر النبي حزقيال. هو كان من ضمن الذين سُبوا في حكم يوياكين. هذا حدث قبل سقوط صدقيا ومدينة أورشليم بعدة سنين، الذي اختبره إرمياء معه. في أرض غريبة حصل حزقيال على رؤًى. هو رأى كيف أن المجد، التعبير عن حضور الله، </w:t>
+      </w:r>
+      <w:r>
+        <w:rPr>
+          <w:rFonts w:hint="cs"/>
+          <w:rtl/>
+          <w:lang w:bidi="ar-AE"/>
+        </w:rPr>
+        <w:t>قد ترك الهيكل والمدينة؛ وعندما ابتعد الله كان قد انتهى كل شيء.</w:t>
+      </w:r>
+    </w:p>
+    <w:p>
+      <w:pPr>
+        <w:rPr>
+          <w:rtl/>
+          <w:lang w:bidi="ar-AE"/>
+        </w:rPr>
+      </w:pPr>
+      <w:r>
+        <w:rPr>
+          <w:rFonts w:hint="cs"/>
+          <w:rtl/>
+          <w:lang w:bidi="ar-AE"/>
+        </w:rPr>
+        <w:t>إلا أنه تنبأ كل واحد من أولئك الأنبياء الثلاثة بتدخل مستقبلي من الله، والذي سيكون في صورة جديدة كليًا. أشعياء تكلم عن أمور جديدة بالكامل، وحتى عن سماء جديدة بمجيء المسيا الثاني: أولاً كالعبد الخاضع ليتألم من أجل الخطايا ويموت، ومن ثم كذراع الرب القديرة ليفتدي بقوة ما قد اقتناه بدمه.</w:t>
+      </w:r>
+    </w:p>
+    <w:p>
+      <w:pPr>
+        <w:rPr>
+          <w:rtl/>
+          <w:lang w:bidi="ar-AE"/>
+        </w:rPr>
+      </w:pPr>
+      <w:r>
+        <w:rPr>
+          <w:rFonts w:hint="cs"/>
+          <w:rtl/>
+          <w:lang w:bidi="ar-AE"/>
+        </w:rPr>
+        <w:t xml:space="preserve">أرمياء ينضم إلى نبواته بقوله أن هذه الأمور الجديدة لن تُقام على أساس عهد الناموس العتيق وإنما على أساس عهد النعمة. إن قرأنا الأعداد 31 </w:t>
+      </w:r>
+      <w:r>
+        <w:rPr>
+          <w:rtl/>
+          <w:lang w:bidi="ar-AE"/>
+        </w:rPr>
+        <w:t>–</w:t>
+      </w:r>
+      <w:r>
+        <w:rPr>
+          <w:rFonts w:hint="cs"/>
+          <w:rtl/>
+          <w:lang w:bidi="ar-AE"/>
+        </w:rPr>
+        <w:t xml:space="preserve"> 34 من إصحاحه الـ 31 سنرى كم ترد عبارة "سوف"، على عكس "نريد"، في خروج 19: 8. في هذا العهد الجديد سيتعامل الله بحسب أفكاره ومقاصده بمراحم مستندًا على عمل المسيح كما يكشف أشعياء عن ذلك.</w:t>
+      </w:r>
+    </w:p>
+    <w:p>
+      <w:pPr>
+        <w:rPr>
+          <w:rtl/>
+          <w:lang w:bidi="ar-AE"/>
+        </w:rPr>
+      </w:pPr>
+      <w:r>
+        <w:rPr>
+          <w:rFonts w:hint="cs"/>
+          <w:rtl/>
+          <w:lang w:bidi="ar-AE"/>
+        </w:rPr>
+        <w:t>حزقيال يستكمل النظرة النبوية التي يسلمنا إياها أولئك الأنبياء الثلاثة. في إصحاحه الـ36 هو يخبرنا بالولادة الجديدة التي ستختبرها بقية من إسرائيل قبل دخولها في بركات المُلك الألفي. في الإصحاح التالي هو يتكلم عن الانتعاش الروحي المتجدد في الشعب وعن نظام حياة جديد سيُدخَل فيه.</w:t>
+      </w:r>
+    </w:p>
+    <w:p>
+      <w:pPr>
+        <w:rPr>
+          <w:rtl/>
+          <w:lang w:bidi="ar-AE"/>
+        </w:rPr>
+      </w:pPr>
+      <w:r>
+        <w:rPr>
+          <w:rFonts w:hint="cs"/>
+          <w:rtl/>
+          <w:lang w:bidi="ar-AE"/>
+        </w:rPr>
+        <w:t>هذا يقودنا إلى دانيال الذي أقامه الله عند ابتداء "أزمنة الأمم" (لوقا 21: 24)، تحت حُكم نبوخذنصر. هو كان مؤهلاً من الله ليسلمنا نظرة نبوية عن مجريات هذه الأزمنة التي فيها سيُقطَع المسيح. لذا فستكون الضيقة من نصيب الشعب ولكن على أمل الخلاص في النهاية.</w:t>
+      </w:r>
+    </w:p>
+    <w:p>
+      <w:pPr>
+        <w:rPr>
+          <w:rtl/>
+          <w:lang w:bidi="ar-AE"/>
+        </w:rPr>
+        <w:sectPr>
+          <w:pgSz w:w="11906" w:h="16838"/>
+          <w:pgMar w:top="1440" w:right="1800" w:bottom="1440" w:left="1800" w:header="708" w:footer="708" w:gutter="0"/>
+          <w:cols w:space="708"/>
+          <w:bidi/>
+          <w:rtlGutter/>
+          <w:docGrid w:linePitch="360"/>
+        </w:sectPr>
+      </w:pPr>
+      <w:r>
+        <w:rPr>
+          <w:rFonts w:hint="cs"/>
+          <w:rtl/>
+          <w:lang w:bidi="ar-AE"/>
+        </w:rPr>
+        <w:t>نبوة دانيال تنقسم بشكل واضح إلى جزئين، بغض النظر عن الإصحاح التمهيدي. فيهما يُذكَر لنا موقف دانيال وأصدقائه الثلاثة نحو تأثير عبادة الأوثان، وكيف أن الله اعترف بهم. من النقطة التي تكلم فيها الكلدانيون بالأرامية مع الملك (2: 4) إلى نهاية الإصحاح 7 تُستخدم لغة الأمم هذه</w:t>
+      </w:r>
+      <w:r>
+        <w:rPr>
+          <w:rFonts w:hint="cs"/>
+          <w:rtl/>
+          <w:lang w:bidi="ar-AE"/>
+        </w:rPr>
+        <w:t>. فقط من الإصحاح 8 يعود ثانية إلى اللغة العبرية. بالتالي كُتبت التفاصيل التاريخية والنبوة بالإشارة إلى حُكم الأمم بلغة الأمم. في الإصحاحات الخمسة الأخيرة يُستَعلَن عن أمور دانيال المتعلقة أساسًا بشعبه، على الرغم من أن بعض التفاصيل تُشير أيضًا إلى الأمم.</w:t>
+      </w:r>
+    </w:p>
+    <w:p>
+      <w:pPr>
+        <w:rPr>
+          <w:rtl/>
+          <w:lang w:bidi="ar-AE"/>
+        </w:rPr>
+      </w:pPr>
+      <w:hyperlink r:id="rId5" w:history="1">
+        <w:r>
+          <w:rPr>
+            <w:rStyle w:val="Hyperlink"/>
+            <w:rFonts w:hint="cs"/>
+            <w:rtl/>
+            <w:lang w:bidi="ar-AE"/>
+          </w:rPr>
+          <w:t>إصحاح 1</w:t>
+        </w:r>
+      </w:hyperlink>
+    </w:p>
+    <w:p>
+      <w:pPr>
+        <w:rPr>
+          <w:rtl/>
+          <w:lang w:bidi="ar-AE"/>
+        </w:rPr>
+      </w:pPr>
+      <w:r>
+        <w:rPr>
+          <w:rFonts w:hint="cs"/>
+          <w:rtl/>
+          <w:lang w:bidi="ar-AE"/>
+        </w:rPr>
+        <w:t>ثلاث مرات زحف نبوخذنصر بجيوشه إلى أورشليم. ولقد انقض في ذلك على الملوك يوياقيم، يوياكين وصدقيا. في الحدث الأول اقتيد دانيال وأصدقائه الثلاثة مع عدد كبير من شباب النسل الملكي أو الرئاسي إلى السبي. ولقد اعتُبروا روحيًا على مستوى رفيع في صورة خاصة. الملك البابلي المخضرم أراد بأن يقوّي موقفه السياسي بأكثر رج</w:t>
+      </w:r>
+      <w:r>
+        <w:rPr>
+          <w:rFonts w:hint="cs"/>
+          <w:rtl/>
+          <w:lang w:bidi="ar-AE"/>
+        </w:rPr>
+        <w:t>ال موهوبين من بين الشعوب التي انتصر عليها. هو ضمهم لجمعٍ من السحرة، رجال تعاملوا مع قوات شيطانية وقدموا له مشورتهم على أساس أنشطتهم الغامضة.</w:t>
+      </w:r>
+    </w:p>
+    <w:p>
+      <w:pPr>
+        <w:rPr>
+          <w:rtl/>
+          <w:lang w:bidi="ar-AE"/>
+        </w:rPr>
+      </w:pPr>
+      <w:r>
+        <w:rPr>
+          <w:rFonts w:hint="cs"/>
+          <w:rtl/>
+          <w:lang w:bidi="ar-AE"/>
+        </w:rPr>
+        <w:t xml:space="preserve">لقد كان دانيال وأصدقاؤه قد تثقفوا في الماضي فيما قد يمنحهم معرفة وفطنة. </w:t>
+      </w:r>
+      <w:r>
+        <w:rPr>
+          <w:rFonts w:hint="cs"/>
+          <w:rtl/>
+          <w:lang w:bidi="ar-AE"/>
         </w:rPr>
         <w:t xml:space="preserve"> </w:t>
       </w:r>
       <w:r>
         <w:rPr>
-          <w:rFonts w:ascii="Sakkal Majalla" w:hAnsi="Sakkal Majalla" w:cs="Sakkal Majalla"/>
-          <w:sz w:val="28"/>
-          <w:szCs w:val="28"/>
-          <w:rtl/>
-        </w:rPr>
-        <w:t>وَرَأَيْنَا مَجْدَهُ، مَجْدًا كَمَا لِوَحِيدٍ مِنَ الآبِ</w:t>
-      </w:r>
-      <w:r>
-        <w:rPr>
-          <w:rFonts w:ascii="Sakkal Majalla" w:hAnsi="Sakkal Majalla" w:cs="Sakkal Majalla" w:hint="cs"/>
-          <w:sz w:val="28"/>
-          <w:szCs w:val="28"/>
-          <w:rtl/>
-        </w:rPr>
-        <w:t xml:space="preserve">" لقد كان الله فعلاً معهم ولم يخافوا. إننا اليوم ليس لدينا حضوره في الجسد، ولكن لدينا الخبر الموحى به عن حضوره، ولنا شيئًا ما لم يكن لدى تلاميذه الذي تبعوه على الأرض </w:t>
-      </w:r>
-      <w:r>
-        <w:rPr>
-          <w:rFonts w:ascii="Sakkal Majalla" w:hAnsi="Sakkal Majalla" w:cs="Sakkal Majalla"/>
-          <w:sz w:val="28"/>
-          <w:szCs w:val="28"/>
-          <w:rtl/>
-        </w:rPr>
-        <w:t>–</w:t>
-      </w:r>
-      <w:r>
-        <w:rPr>
-          <w:rFonts w:ascii="Sakkal Majalla" w:hAnsi="Sakkal Majalla" w:cs="Sakkal Majalla" w:hint="cs"/>
-          <w:sz w:val="28"/>
-          <w:szCs w:val="28"/>
-          <w:rtl/>
-        </w:rPr>
-        <w:t xml:space="preserve"> حضور الروح القدس الساكن فينا </w:t>
-      </w:r>
-      <w:r>
-        <w:rPr>
-          <w:rFonts w:ascii="Sakkal Majalla" w:hAnsi="Sakkal Majalla" w:cs="Sakkal Majalla"/>
-          <w:sz w:val="28"/>
-          <w:szCs w:val="28"/>
-          <w:rtl/>
-        </w:rPr>
-        <w:t>–</w:t>
-      </w:r>
-      <w:r>
-        <w:rPr>
-          <w:rFonts w:ascii="Sakkal Majalla" w:hAnsi="Sakkal Majalla" w:cs="Sakkal Majalla" w:hint="cs"/>
-          <w:sz w:val="28"/>
-          <w:szCs w:val="28"/>
-          <w:rtl/>
-        </w:rPr>
-        <w:t xml:space="preserve"> ولذلك فإن "الله معنا" اليوم هو بالنسبة لنا واقع حقيقي.</w:t>
-      </w:r>
-    </w:p>
-    <w:p>
-      <w:pPr>
-        <w:bidi/>
-        <w:jc w:val="both"/>
-        <w:rPr>
-          <w:rFonts w:ascii="Sakkal Majalla" w:hAnsi="Sakkal Majalla" w:cs="Sakkal Majalla"/>
-          <w:sz w:val="28"/>
-          <w:szCs w:val="28"/>
-          <w:rtl/>
-        </w:rPr>
-      </w:pPr>
-      <w:r>
-        <w:rPr>
-          <w:rFonts w:ascii="Sakkal Majalla" w:hAnsi="Sakkal Majalla" w:cs="Sakkal Majalla" w:hint="cs"/>
-          <w:sz w:val="28"/>
-          <w:szCs w:val="28"/>
-          <w:rtl/>
-        </w:rPr>
-        <w:t xml:space="preserve">الله يرغب بأن يسكن وسط شعبه. ولكن من جانبنا نحن لا يوجد أي رغبة لحضوره، إن كنا لا نعرف موقفه من نحونا. فكم نحتاج بأن نواصل من متى إلى بولس لنعلم من ريشته في رسالة رومية، بأنه لحسابنا وليس ضدًا لنا. إننا نقرأ بداية الرسالة ونسمع أقوالاً عن مَن هو الإنسان، لكيما نستنتج، بأنه ينبغي أن يكون ضدنا. لكن الكشف عن خطية الإنسان يأتي كنتيجة للكشف عن نعمة الله التي تسود بالبر بيسوع المسيح، ربنا. الله تعامل في قدرة مخلّصة، حتى أنه في وصولنا إلى نهاية الإصحاح 8، يُفتح الباب لصداح النداء في الكون: "إن كان الله معنا فمن علينا؟" هل الله لحسابنا؟ نعم، لأنه لم يُشفق على ابنه، وإنما بذله من أجلنا أجمعين. إنه لم يكن لديه كبش في الأحراش كما هو مع اسحق. </w:t>
-      </w:r>
-    </w:p>
-    <w:p>
-      <w:pPr>
-        <w:bidi/>
-        <w:jc w:val="both"/>
-        <w:rPr>
-          <w:rFonts w:ascii="Sakkal Majalla" w:hAnsi="Sakkal Majalla" w:cs="Sakkal Majalla" w:hint="cs"/>
-          <w:sz w:val="28"/>
-          <w:szCs w:val="28"/>
-          <w:rtl/>
-        </w:rPr>
-      </w:pPr>
-      <w:r>
-        <w:rPr>
-          <w:rFonts w:ascii="Sakkal Majalla" w:hAnsi="Sakkal Majalla" w:cs="Sakkal Majalla"/>
-          <w:sz w:val="28"/>
-          <w:szCs w:val="28"/>
-        </w:rPr>
-        <w:t>Er wurde vielmehr wie ein „Widder dahinten</w:t>
+          <w:rFonts w:hint="cs"/>
+          <w:rtl/>
+          <w:lang w:bidi="ar-AE"/>
+        </w:rPr>
+        <w:t>لكن من دون شك هذه المعرفة كانت مرتبطة "باستعمال السحر" المذكورة في أعمال الرسل 19: 19، كما أيضًا تم استخدامها في وقت لاحق في أفسس. فعندما زاد الحاكم البابلي العظيم عدد الرجال الذين قدروا أن يقدموا له حكمة تفوق الطبيعة ومشورة، ازدادت سلطته.</w:t>
+      </w:r>
+    </w:p>
+    <w:p>
+      <w:pPr>
+        <w:rPr>
+          <w:rtl/>
+          <w:lang w:bidi="ar-AE"/>
+        </w:rPr>
+      </w:pPr>
+      <w:r>
+        <w:rPr>
+          <w:rFonts w:hint="cs"/>
+          <w:rtl/>
+          <w:lang w:bidi="ar-AE"/>
+        </w:rPr>
+        <w:t>من ذلك الوقت وُصفت لهم قائمة طعام</w:t>
+      </w:r>
+      <w:r>
+        <w:rPr>
+          <w:rFonts w:hint="cs"/>
+          <w:rtl/>
+          <w:lang w:bidi="ar-AE"/>
+        </w:rPr>
+        <w:t xml:space="preserve"> في نظام خاص: طعام يومي من أطايب مائدة الملك. وكان يعني هذا: من أفخر أطعمة البلاد، ولكنه بلا شك كان مرتبطًا بعوائد وثنية. ومن ثم اختُزلت منهم بواسطة رئيس الخصيان أسماءهم الأولى. لقد جُعلوا تحت سلطة مالك جديد وقد بان ذلك بأسماء جديدة من أصل وثني ولها معنى وثني. هذا هو المقام الذي وُضع فيه دانيال واصدقاؤه.</w:t>
+      </w:r>
+    </w:p>
+    <w:p>
+      <w:pPr>
+        <w:rPr>
+          <w:rFonts w:hint="cs"/>
+          <w:rtl/>
+          <w:lang w:bidi="ar-AE"/>
+        </w:rPr>
+      </w:pPr>
+      <w:r>
+        <w:rPr>
+          <w:rFonts w:hint="cs"/>
+          <w:rtl/>
+          <w:lang w:bidi="ar-AE"/>
+        </w:rPr>
+        <w:t>عند قراءتنا للعدد 8 نتصادف بشكل تلقائي بالكلمات: "</w:t>
+      </w:r>
+      <w:r>
+        <w:rPr>
+          <w:rtl/>
+        </w:rPr>
+        <w:t xml:space="preserve"> </w:t>
+      </w:r>
+      <w:r>
+        <w:rPr>
+          <w:rtl/>
+          <w:lang w:bidi="ar-AE"/>
+        </w:rPr>
+        <w:t>أَمَّا دَانِيآلُ فَجَعَلَ فِي قَلْبِهِ أَنَّهُ لاَ يَتَنَجَّسُ</w:t>
+      </w:r>
+      <w:r>
+        <w:rPr>
+          <w:rFonts w:hint="cs"/>
+          <w:rtl/>
+          <w:lang w:bidi="ar-AE"/>
+        </w:rPr>
+        <w:t>" يا له من قول مليء بالمعاني!</w:t>
+      </w:r>
+      <w:r>
+        <w:rPr>
+          <w:rFonts w:hint="cs"/>
+          <w:rtl/>
+          <w:lang w:bidi="ar-AE"/>
+        </w:rPr>
+        <w:t xml:space="preserve"> لو لم يجعل في قلبه لما كان لدينا سفر دانيال في الكتاب المقدس. هل لاحظنا بأن روح الله في ما أخبر به لم يعترف بالاسم الوثني ولقد استخدم اسمه الأول بدلاً </w:t>
+      </w:r>
+      <w:hyperlink r:id="rId6" w:anchor=":~:text=seinen%20urspr%C3%BCnglichen%20verwendet%3F-,Daniel%20bedeutet,-%3A%20%C2%ABRichter%20ist%20Gott" w:history="1">
+        <w:r>
+          <w:rPr>
+            <w:rStyle w:val="Hyperlink"/>
+            <w:rFonts w:hint="cs"/>
+            <w:rtl/>
+            <w:lang w:bidi="ar-AE"/>
+          </w:rPr>
+          <w:t>منه</w:t>
+        </w:r>
+      </w:hyperlink>
+      <w:bookmarkStart w:id="0" w:name="_GoBack"/>
+      <w:bookmarkEnd w:id="0"/>
+      <w:r>
+        <w:rPr>
+          <w:rFonts w:hint="cs"/>
+          <w:rtl/>
+          <w:lang w:bidi="ar-AE"/>
+        </w:rPr>
+        <w:t xml:space="preserve">؟ </w:t>
       </w:r>
     </w:p>
     <w:sectPr>
       <w:pgSz w:w="11906" w:h="16838"/>
-      <w:pgMar w:top="1440" w:right="1440" w:bottom="1440" w:left="1440" w:header="708" w:footer="708" w:gutter="0"/>
+      <w:pgMar w:top="1440" w:right="1800" w:bottom="1440" w:left="1800" w:header="708" w:footer="708" w:gutter="0"/>
       <w:cols w:space="708"/>
+      <w:bidi/>
+      <w:rtlGutter/>
       <w:docGrid w:linePitch="360"/>
     </w:sectPr>
   </w:body>
@@ -239,19 +420,21 @@
 </file>
 
 <file path=word/styles.xml><?xml version="1.0" encoding="utf-8"?>
-<w:styles xmlns:mc="http://schemas.openxmlformats.org/markup-compatibility/2006" xmlns:r="http://schemas.openxmlformats.org/officeDocument/2006/relationships" xmlns:w="http://schemas.openxmlformats.org/wordprocessingml/2006/main" xmlns:w14="http://schemas.microsoft.com/office/word/2010/wordml" xmlns:w15="http://schemas.microsoft.com/office/word/2012/wordml" xmlns:w16cex="http://schemas.microsoft.com/office/word/2018/wordml/cex" xmlns:w16cid="http://schemas.microsoft.com/office/word/2016/wordml/cid" xmlns:w16="http://schemas.microsoft.com/office/word/2018/wordml" xmlns:w16se="http://schemas.microsoft.com/office/word/2015/wordml/symex" mc:Ignorable="w14 w15 w16se w16cid w16 w16cex">
+<w:styles xmlns:mc="http://schemas.openxmlformats.org/markup-compatibility/2006" xmlns:r="http://schemas.openxmlformats.org/officeDocument/2006/relationships" xmlns:w="http://schemas.openxmlformats.org/wordprocessingml/2006/main" xmlns:w14="http://schemas.microsoft.com/office/word/2010/wordml" xmlns:w15="http://schemas.microsoft.com/office/word/2012/wordml" xmlns:w16cid="http://schemas.microsoft.com/office/word/2016/wordml/cid" xmlns:w16se="http://schemas.microsoft.com/office/word/2015/wordml/symex" mc:Ignorable="w14 w15 w16se w16cid">
   <w:docDefaults>
     <w:rPrDefault>
       <w:rPr>
-        <w:rFonts w:asciiTheme="minorHAnsi" w:eastAsiaTheme="minorHAnsi" w:hAnsiTheme="minorHAnsi" w:cstheme="minorBidi"/>
-        <w:sz w:val="22"/>
-        <w:szCs w:val="22"/>
-        <w:lang w:val="en-IL" w:eastAsia="en-US" w:bidi="ar-SA"/>
+        <w:rFonts w:ascii="Sakkal Majalla" w:eastAsiaTheme="minorHAnsi" w:hAnsi="Sakkal Majalla" w:cs="Sakkal Majalla"/>
+        <w:sz w:val="28"/>
+        <w:szCs w:val="28"/>
+        <w:lang w:val="en-US" w:eastAsia="en-US" w:bidi="ar-SA"/>
       </w:rPr>
     </w:rPrDefault>
     <w:pPrDefault>
       <w:pPr>
+        <w:bidi/>
         <w:spacing w:after="160" w:line="259" w:lineRule="auto"/>
+        <w:jc w:val="both"/>
       </w:pPr>
     </w:pPrDefault>
   </w:docDefaults>
@@ -637,6 +820,7 @@
     <w:name w:val="Normal"/>
     <w:qFormat/>
     <w:rPr>
+      <w:noProof/>
       <w:lang w:bidi="ar-EG"/>
     </w:rPr>
   </w:style>
@@ -672,7 +856,7 @@
     <w:basedOn w:val="DefaultParagraphFont"/>
     <w:uiPriority w:val="99"/>
     <w:unhideWhenUsed/>
-    <w:rsid w:val="00BB35C0"/>
+    <w:rsid w:val="00DC0B53"/>
     <w:rPr>
       <w:color w:val="0563C1" w:themeColor="hyperlink"/>
       <w:u w:val="single"/>
@@ -684,7 +868,7 @@
     <w:uiPriority w:val="99"/>
     <w:semiHidden/>
     <w:unhideWhenUsed/>
-    <w:rsid w:val="00BB35C0"/>
+    <w:rsid w:val="00DC0B53"/>
     <w:rPr>
       <w:color w:val="605E5C"/>
       <w:shd w:val="clear" w:color="auto" w:fill="E1DFDD"/>
@@ -694,7 +878,7 @@
 </file>
 
 <file path=word/theme/theme1.xml><?xml version="1.0" encoding="utf-8"?>
-<a:theme xmlns:a="http://schemas.openxmlformats.org/drawingml/2006/main" name="ערכת נושא Office">
+<a:theme xmlns:a="http://schemas.openxmlformats.org/drawingml/2006/main" name="Office Theme">
   <a:themeElements>
     <a:clrScheme name="Office">
       <a:dk1>
